--- a/academic-cv/Shahadat_Hussain_Academic_CV-2.docx
+++ b/academic-cv/Shahadat_Hussain_Academic_CV-2.docx
@@ -146,12 +146,6 @@
         <w:gridCol w:w="2401"/>
       </w:tblGrid>
       <w:tr>
-        <w:tblPrEx>
-          <w:tblCellMar>
-            <w:top w:w="0" w:type="dxa"/>
-            <w:bottom w:w="0" w:type="dxa"/>
-          </w:tblCellMar>
-        </w:tblPrEx>
         <w:tc>
           <w:tcPr>
             <w:tcW w:w="2400" w:type="dxa"/>
@@ -181,7 +175,17 @@
                 <w:sz w:val="21"/>
                 <w:szCs w:val="21"/>
               </w:rPr>
-              <w:t>450+ Citations</w:t>
+              <w:t>500</w:t>
+            </w:r>
+            <w:r>
+              <w:rPr>
+                <w:b/>
+                <w:bCs/>
+                <w:color w:val="1F4E79"/>
+                <w:sz w:val="21"/>
+                <w:szCs w:val="21"/>
+              </w:rPr>
+              <w:t>+ Citations</w:t>
             </w:r>
           </w:p>
         </w:tc>
@@ -298,7 +302,27 @@
           <w:sz w:val="18"/>
           <w:szCs w:val="18"/>
         </w:rPr>
-        <w:t>Source: Google Scholar (April 2026). October 2024 snapshot: 348 citations, h-index 9, i10-index 8.</w:t>
+        <w:t>Source: Google Scholar (</w:t>
+      </w:r>
+      <w:r>
+        <w:rPr>
+          <w:i/>
+          <w:iCs/>
+          <w:color w:val="595959"/>
+          <w:sz w:val="18"/>
+          <w:szCs w:val="18"/>
+        </w:rPr>
+        <w:t>May</w:t>
+      </w:r>
+      <w:r>
+        <w:rPr>
+          <w:i/>
+          <w:iCs/>
+          <w:color w:val="595959"/>
+          <w:sz w:val="18"/>
+          <w:szCs w:val="18"/>
+        </w:rPr>
+        <w:t xml:space="preserve"> 2026).</w:t>
       </w:r>
     </w:p>
     <w:p>
@@ -324,7 +348,13 @@
         <w:spacing w:before="40" w:after="40"/>
       </w:pPr>
       <w:r>
-        <w:t>Metamaterials &amp; TPMS lattices  ·  Laser Powder Bed Fusion (LPBF) / Additive Manufacturing  ·  NiTi &amp; Cu-based shape memory alloys  ·  Fatigue testing  ·  Microstructural characterization  ·  Thermal analysis  ·  High-temperature casting  ·  Hot rolling  ·  Heat treatment  ·  Scientific computing &amp; data science</w:t>
+        <w:t xml:space="preserve">Metamaterials &amp; TPMS lattices  ·  </w:t>
+      </w:r>
+      <w:r>
+        <w:t xml:space="preserve">Fused Filament Fabrication (FFF) / Stereolithography (SLA) / Selective Laser Sintering (SLS) / </w:t>
+      </w:r>
+      <w:r>
+        <w:t>Laser Powder Bed Fusion (LPBF) / Additive Manufacturing  ·  NiTi &amp; Cu-based shape memory alloys  ·  Fatigue testing  ·  Microstructural characterization  ·  Thermal analysis  ·  High-temperature casting  ·  Hot rolling  ·  Heat treatment  ·  Scientific computing &amp; data science</w:t>
       </w:r>
     </w:p>
     <w:p>
@@ -350,7 +380,7 @@
         <w:spacing w:before="40" w:after="40"/>
       </w:pPr>
       <w:r>
-        <w:t>Basic Mechanical Engineering  ·  Engineering Thermodynamics  ·  Mechanics of Materials  ·  Engineering Materials  ·  Heat Transfer  ·  Manufacturing Processes  ·  Scientific Computing for Engineers</w:t>
+        <w:t xml:space="preserve">Basic Mechanical Engineering  ·  Engineering Thermodynamics  ·  Mechanics of Materials  ·  Engineering Materials  ·  Heat Transfer  ·  Manufacturing Processes </w:t>
       </w:r>
     </w:p>
     <w:p>
@@ -533,6 +563,7 @@
           <w:sz w:val="22"/>
           <w:szCs w:val="22"/>
         </w:rPr>
+        <w:lastRenderedPageBreak/>
         <w:t>Bachelor of Engineering (BEng) — Mechanical Engineering</w:t>
       </w:r>
       <w:r>
@@ -564,8 +595,23 @@
           <w:iCs/>
           <w:color w:val="595959"/>
         </w:rPr>
-        <w:lastRenderedPageBreak/>
-        <w:t>August 2008 – May 2012   ·   Bhopal, Madhya Pradesh, India</w:t>
+        <w:t xml:space="preserve">August 2008 – </w:t>
+      </w:r>
+      <w:r>
+        <w:rPr>
+          <w:i/>
+          <w:iCs/>
+          <w:color w:val="595959"/>
+        </w:rPr>
+        <w:t>June</w:t>
+      </w:r>
+      <w:r>
+        <w:rPr>
+          <w:i/>
+          <w:iCs/>
+          <w:color w:val="595959"/>
+        </w:rPr>
+        <w:t xml:space="preserve"> 2012   ·   Bhopal, Madhya Pradesh, India</w:t>
       </w:r>
     </w:p>
     <w:p>
@@ -591,7 +637,25 @@
         <w:spacing w:before="22" w:after="22"/>
       </w:pPr>
       <w:r>
-        <w:t>Two-week industrial training at SAIL-Bokaro: practical knowledge in hot rolling, continuous casting, and machining.</w:t>
+        <w:t xml:space="preserve">Two-week industrial training at SAIL-Bokaro: practical knowledge in hot rolling, </w:t>
+      </w:r>
+      <w:r>
+        <w:t xml:space="preserve">cold rolling, </w:t>
+      </w:r>
+      <w:r>
+        <w:t>continuous casting,</w:t>
+      </w:r>
+      <w:r>
+        <w:t xml:space="preserve"> </w:t>
+      </w:r>
+      <w:r>
+        <w:t>machining</w:t>
+      </w:r>
+      <w:r>
+        <w:t>, foundry, steel melting, blast furnace, coke oven, thermal power plant</w:t>
+      </w:r>
+      <w:r>
+        <w:t xml:space="preserve"> and.</w:t>
       </w:r>
     </w:p>
     <w:p>
@@ -668,7 +732,13 @@
         <w:spacing w:before="22" w:after="22"/>
       </w:pPr>
       <w:r>
-        <w:t>Hybrid manufacturing including additive manufacturing via stereolithography, fused deposition modelling, polyjet printing, laser powder bed fusion, robotic-arm laser metal 3D printing, and investment casting.</w:t>
+        <w:t>Hybrid manufacturing including additive manufacturing via stereolithography, fused deposition modelling, polyjet printing,</w:t>
+      </w:r>
+      <w:r>
+        <w:t xml:space="preserve"> </w:t>
+      </w:r>
+      <w:r>
+        <w:t>and investment casting.</w:t>
       </w:r>
     </w:p>
     <w:p>
@@ -694,20 +764,22 @@
         <w:spacing w:before="22" w:after="22"/>
       </w:pPr>
       <w:r>
-        <w:t>Investigating bending analysis of single-phase metamaterial (Primitive and Gyroid) beams; paper communicated to Progress in Additive Manufacturing (February 2026).</w:t>
-      </w:r>
-    </w:p>
-    <w:p>
-      <w:pPr>
-        <w:pStyle w:val="ListParagraph"/>
-        <w:numPr>
-          <w:ilvl w:val="0"/>
-          <w:numId w:val="2"/>
-        </w:numPr>
-        <w:spacing w:before="22" w:after="22"/>
-      </w:pPr>
-      <w:r>
-        <w:t>Reviewing papers in DED printing technology (March 2026).</w:t>
+        <w:t xml:space="preserve">Investigating bending analysis of single-phase </w:t>
+      </w:r>
+      <w:r>
+        <w:t xml:space="preserve">and interpenetrating phase composite </w:t>
+      </w:r>
+      <w:r>
+        <w:t xml:space="preserve">metamaterial (Primitive and Gyroid) </w:t>
+      </w:r>
+      <w:r>
+        <w:t xml:space="preserve">cubes and </w:t>
+      </w:r>
+      <w:r>
+        <w:t>beams</w:t>
+      </w:r>
+      <w:r>
+        <w:t>.</w:t>
       </w:r>
     </w:p>
     <w:p>
@@ -934,19 +1006,6 @@
     </w:p>
     <w:p>
       <w:pPr>
-        <w:pStyle w:val="ListParagraph"/>
-        <w:numPr>
-          <w:ilvl w:val="0"/>
-          <w:numId w:val="2"/>
-        </w:numPr>
-        <w:spacing w:before="22" w:after="22"/>
-      </w:pPr>
-      <w:r>
-        <w:t>Completed HF acid handling course; prepared risk assessment and SOP forms for chemical etching of NiTi samples.</w:t>
-      </w:r>
-    </w:p>
-    <w:p>
-      <w:pPr>
         <w:spacing w:before="100" w:after="20"/>
       </w:pPr>
       <w:r>
@@ -1014,7 +1073,13 @@
         <w:spacing w:before="22" w:after="22"/>
       </w:pPr>
       <w:r>
-        <w:t>Participated in ISTE workshop on Engineering Thermodynamics; positive student feedback; completed syllabus on schedule.</w:t>
+        <w:t>Participated in ISTE workshop on Engineering Thermodynamics</w:t>
+      </w:r>
+      <w:r>
+        <w:t xml:space="preserve"> by IIT Bombay</w:t>
+      </w:r>
+      <w:r>
+        <w:t>; positive student feedback; completed syllabus on schedule.</w:t>
       </w:r>
     </w:p>
     <w:p>
@@ -1091,20 +1156,20 @@
         <w:spacing w:before="22" w:after="22"/>
       </w:pPr>
       <w:r>
+        <w:t>3D printing of NiTi samples and TPMS structures using EOS M400 LPBF system.</w:t>
+      </w:r>
+    </w:p>
+    <w:p>
+      <w:pPr>
+        <w:pStyle w:val="ListParagraph"/>
+        <w:numPr>
+          <w:ilvl w:val="0"/>
+          <w:numId w:val="2"/>
+        </w:numPr>
+        <w:spacing w:before="22" w:after="22"/>
+      </w:pPr>
+      <w:r>
         <w:lastRenderedPageBreak/>
-        <w:t>3D printing of NiTi samples and TPMS structures using EOS M400 LPBF system.</w:t>
-      </w:r>
-    </w:p>
-    <w:p>
-      <w:pPr>
-        <w:pStyle w:val="ListParagraph"/>
-        <w:numPr>
-          <w:ilvl w:val="0"/>
-          <w:numId w:val="2"/>
-        </w:numPr>
-        <w:spacing w:before="22" w:after="22"/>
-      </w:pPr>
-      <w:r>
         <w:t>Extensive characterizations: SEM, TEM, XRD, AFM, DSC, and fatigue testing.</w:t>
       </w:r>
     </w:p>
@@ -1434,20 +1499,20 @@
           <w:sz w:val="26"/>
           <w:szCs w:val="26"/>
         </w:rPr>
+        <w:t>CONFERENCE PUBLICATIONS</w:t>
+      </w:r>
+    </w:p>
+    <w:p>
+      <w:pPr>
+        <w:pStyle w:val="ListParagraph"/>
+        <w:numPr>
+          <w:ilvl w:val="0"/>
+          <w:numId w:val="2"/>
+        </w:numPr>
+        <w:spacing w:before="50" w:after="50"/>
+      </w:pPr>
+      <w:r>
         <w:lastRenderedPageBreak/>
-        <w:t>CONFERENCE PUBLICATIONS</w:t>
-      </w:r>
-    </w:p>
-    <w:p>
-      <w:pPr>
-        <w:pStyle w:val="ListParagraph"/>
-        <w:numPr>
-          <w:ilvl w:val="0"/>
-          <w:numId w:val="2"/>
-        </w:numPr>
-        <w:spacing w:before="50" w:after="50"/>
-      </w:pPr>
-      <w:r>
         <w:t>Hussain S, Alagha AN, Zaki W (2022). Inhomogeneous Microstructure due to Non-Uniform Solidification Rate in NiTi Triply Periodic Minimal Surface (TPMS) Structures Fabricated via Laser Powder Bed Fusion. ASME IMECE-2022, Columbus, Ohio, USA. https://doi.org/10.1115/IMECE2022-95320</w:t>
       </w:r>
     </w:p>
@@ -1667,48 +1732,28 @@
     </w:p>
     <w:tbl>
       <w:tblPr>
+        <w:tblStyle w:val="TableGridLight"/>
         <w:tblW w:w="9602" w:type="dxa"/>
         <w:tblBorders>
-          <w:top w:val="single" w:sz="4" w:space="0" w:color="auto"/>
-          <w:left w:val="single" w:sz="4" w:space="0" w:color="auto"/>
-          <w:bottom w:val="single" w:sz="4" w:space="0" w:color="auto"/>
-          <w:right w:val="single" w:sz="4" w:space="0" w:color="auto"/>
-          <w:insideH w:val="single" w:sz="4" w:space="0" w:color="auto"/>
-          <w:insideV w:val="single" w:sz="4" w:space="0" w:color="auto"/>
+          <w:top w:val="none" w:sz="0" w:space="0" w:color="auto"/>
+          <w:left w:val="none" w:sz="0" w:space="0" w:color="auto"/>
+          <w:bottom w:val="none" w:sz="0" w:space="0" w:color="auto"/>
+          <w:right w:val="none" w:sz="0" w:space="0" w:color="auto"/>
+          <w:insideH w:val="none" w:sz="0" w:space="0" w:color="auto"/>
+          <w:insideV w:val="none" w:sz="0" w:space="0" w:color="auto"/>
         </w:tblBorders>
-        <w:tblCellMar>
-          <w:left w:w="10" w:type="dxa"/>
-          <w:right w:w="10" w:type="dxa"/>
-        </w:tblCellMar>
         <w:tblLook w:val="04A0" w:firstRow="1" w:lastRow="0" w:firstColumn="1" w:lastColumn="0" w:noHBand="0" w:noVBand="1"/>
       </w:tblPr>
       <w:tblGrid>
-        <w:gridCol w:w="1100"/>
-        <w:gridCol w:w="6500"/>
-        <w:gridCol w:w="2002"/>
+        <w:gridCol w:w="846"/>
+        <w:gridCol w:w="8127"/>
+        <w:gridCol w:w="629"/>
       </w:tblGrid>
       <w:tr>
-        <w:tblPrEx>
-          <w:tblCellMar>
-            <w:top w:w="0" w:type="dxa"/>
-            <w:bottom w:w="0" w:type="dxa"/>
-          </w:tblCellMar>
-        </w:tblPrEx>
         <w:tc>
           <w:tcPr>
-            <w:tcW w:w="1100" w:type="dxa"/>
-            <w:tcBorders>
-              <w:top w:val="nil"/>
-              <w:left w:val="nil"/>
-              <w:bottom w:val="nil"/>
-              <w:right w:val="nil"/>
-            </w:tcBorders>
-            <w:tcMar>
-              <w:top w:w="60" w:type="dxa"/>
-              <w:left w:w="0" w:type="dxa"/>
-              <w:bottom w:w="60" w:type="dxa"/>
-              <w:right w:w="100" w:type="dxa"/>
-            </w:tcMar>
+            <w:tcW w:w="846" w:type="dxa"/>
+            <w:vAlign w:val="center"/>
           </w:tcPr>
           <w:p>
             <w:r>
@@ -1723,19 +1768,8 @@
         </w:tc>
         <w:tc>
           <w:tcPr>
-            <w:tcW w:w="6500" w:type="dxa"/>
-            <w:tcBorders>
-              <w:top w:val="nil"/>
-              <w:left w:val="nil"/>
-              <w:bottom w:val="nil"/>
-              <w:right w:val="nil"/>
-            </w:tcBorders>
-            <w:tcMar>
-              <w:top w:w="60" w:type="dxa"/>
-              <w:left w:w="100" w:type="dxa"/>
-              <w:bottom w:w="60" w:type="dxa"/>
-              <w:right w:w="100" w:type="dxa"/>
-            </w:tcMar>
+            <w:tcW w:w="8127" w:type="dxa"/>
+            <w:vAlign w:val="center"/>
           </w:tcPr>
           <w:p>
             <w:r>
@@ -1745,19 +1779,8 @@
         </w:tc>
         <w:tc>
           <w:tcPr>
-            <w:tcW w:w="2002" w:type="dxa"/>
-            <w:tcBorders>
-              <w:top w:val="nil"/>
-              <w:left w:val="nil"/>
-              <w:bottom w:val="nil"/>
-              <w:right w:val="nil"/>
-            </w:tcBorders>
-            <w:tcMar>
-              <w:top w:w="60" w:type="dxa"/>
-              <w:left w:w="100" w:type="dxa"/>
-              <w:bottom w:w="60" w:type="dxa"/>
-              <w:right w:w="0" w:type="dxa"/>
-            </w:tcMar>
+            <w:tcW w:w="629" w:type="dxa"/>
+            <w:vAlign w:val="center"/>
           </w:tcPr>
           <w:p>
             <w:pPr>
@@ -1777,27 +1800,10 @@
         </w:tc>
       </w:tr>
       <w:tr>
-        <w:tblPrEx>
-          <w:tblCellMar>
-            <w:top w:w="0" w:type="dxa"/>
-            <w:bottom w:w="0" w:type="dxa"/>
-          </w:tblCellMar>
-        </w:tblPrEx>
         <w:tc>
           <w:tcPr>
-            <w:tcW w:w="1100" w:type="dxa"/>
-            <w:tcBorders>
-              <w:top w:val="nil"/>
-              <w:left w:val="nil"/>
-              <w:bottom w:val="nil"/>
-              <w:right w:val="nil"/>
-            </w:tcBorders>
-            <w:tcMar>
-              <w:top w:w="60" w:type="dxa"/>
-              <w:left w:w="0" w:type="dxa"/>
-              <w:bottom w:w="60" w:type="dxa"/>
-              <w:right w:w="100" w:type="dxa"/>
-            </w:tcMar>
+            <w:tcW w:w="846" w:type="dxa"/>
+            <w:vAlign w:val="center"/>
           </w:tcPr>
           <w:p>
             <w:r>
@@ -1812,19 +1818,8 @@
         </w:tc>
         <w:tc>
           <w:tcPr>
-            <w:tcW w:w="6500" w:type="dxa"/>
-            <w:tcBorders>
-              <w:top w:val="nil"/>
-              <w:left w:val="nil"/>
-              <w:bottom w:val="nil"/>
-              <w:right w:val="nil"/>
-            </w:tcBorders>
-            <w:tcMar>
-              <w:top w:w="60" w:type="dxa"/>
-              <w:left w:w="100" w:type="dxa"/>
-              <w:bottom w:w="60" w:type="dxa"/>
-              <w:right w:w="100" w:type="dxa"/>
-            </w:tcMar>
+            <w:tcW w:w="8127" w:type="dxa"/>
+            <w:vAlign w:val="center"/>
           </w:tcPr>
           <w:p>
             <w:r>
@@ -1834,19 +1829,8 @@
         </w:tc>
         <w:tc>
           <w:tcPr>
-            <w:tcW w:w="2002" w:type="dxa"/>
-            <w:tcBorders>
-              <w:top w:val="nil"/>
-              <w:left w:val="nil"/>
-              <w:bottom w:val="nil"/>
-              <w:right w:val="nil"/>
-            </w:tcBorders>
-            <w:tcMar>
-              <w:top w:w="60" w:type="dxa"/>
-              <w:left w:w="100" w:type="dxa"/>
-              <w:bottom w:w="60" w:type="dxa"/>
-              <w:right w:w="0" w:type="dxa"/>
-            </w:tcMar>
+            <w:tcW w:w="629" w:type="dxa"/>
+            <w:vAlign w:val="center"/>
           </w:tcPr>
           <w:p>
             <w:pPr>
@@ -1866,27 +1850,10 @@
         </w:tc>
       </w:tr>
       <w:tr>
-        <w:tblPrEx>
-          <w:tblCellMar>
-            <w:top w:w="0" w:type="dxa"/>
-            <w:bottom w:w="0" w:type="dxa"/>
-          </w:tblCellMar>
-        </w:tblPrEx>
         <w:tc>
           <w:tcPr>
-            <w:tcW w:w="1100" w:type="dxa"/>
-            <w:tcBorders>
-              <w:top w:val="nil"/>
-              <w:left w:val="nil"/>
-              <w:bottom w:val="nil"/>
-              <w:right w:val="nil"/>
-            </w:tcBorders>
-            <w:tcMar>
-              <w:top w:w="60" w:type="dxa"/>
-              <w:left w:w="0" w:type="dxa"/>
-              <w:bottom w:w="60" w:type="dxa"/>
-              <w:right w:w="100" w:type="dxa"/>
-            </w:tcMar>
+            <w:tcW w:w="846" w:type="dxa"/>
+            <w:vAlign w:val="center"/>
           </w:tcPr>
           <w:p>
             <w:r>
@@ -1901,19 +1868,8 @@
         </w:tc>
         <w:tc>
           <w:tcPr>
-            <w:tcW w:w="6500" w:type="dxa"/>
-            <w:tcBorders>
-              <w:top w:val="nil"/>
-              <w:left w:val="nil"/>
-              <w:bottom w:val="nil"/>
-              <w:right w:val="nil"/>
-            </w:tcBorders>
-            <w:tcMar>
-              <w:top w:w="60" w:type="dxa"/>
-              <w:left w:w="100" w:type="dxa"/>
-              <w:bottom w:w="60" w:type="dxa"/>
-              <w:right w:w="100" w:type="dxa"/>
-            </w:tcMar>
+            <w:tcW w:w="8127" w:type="dxa"/>
+            <w:vAlign w:val="center"/>
           </w:tcPr>
           <w:p>
             <w:r>
@@ -1923,19 +1879,8 @@
         </w:tc>
         <w:tc>
           <w:tcPr>
-            <w:tcW w:w="2002" w:type="dxa"/>
-            <w:tcBorders>
-              <w:top w:val="nil"/>
-              <w:left w:val="nil"/>
-              <w:bottom w:val="nil"/>
-              <w:right w:val="nil"/>
-            </w:tcBorders>
-            <w:tcMar>
-              <w:top w:w="60" w:type="dxa"/>
-              <w:left w:w="100" w:type="dxa"/>
-              <w:bottom w:w="60" w:type="dxa"/>
-              <w:right w:w="0" w:type="dxa"/>
-            </w:tcMar>
+            <w:tcW w:w="629" w:type="dxa"/>
+            <w:vAlign w:val="center"/>
           </w:tcPr>
           <w:p>
             <w:pPr>
@@ -1955,27 +1900,10 @@
         </w:tc>
       </w:tr>
       <w:tr>
-        <w:tblPrEx>
-          <w:tblCellMar>
-            <w:top w:w="0" w:type="dxa"/>
-            <w:bottom w:w="0" w:type="dxa"/>
-          </w:tblCellMar>
-        </w:tblPrEx>
         <w:tc>
           <w:tcPr>
-            <w:tcW w:w="1100" w:type="dxa"/>
-            <w:tcBorders>
-              <w:top w:val="nil"/>
-              <w:left w:val="nil"/>
-              <w:bottom w:val="nil"/>
-              <w:right w:val="nil"/>
-            </w:tcBorders>
-            <w:tcMar>
-              <w:top w:w="60" w:type="dxa"/>
-              <w:left w:w="0" w:type="dxa"/>
-              <w:bottom w:w="60" w:type="dxa"/>
-              <w:right w:w="100" w:type="dxa"/>
-            </w:tcMar>
+            <w:tcW w:w="846" w:type="dxa"/>
+            <w:vAlign w:val="center"/>
           </w:tcPr>
           <w:p>
             <w:r>
@@ -1984,25 +1912,14 @@
                 <w:bCs/>
                 <w:color w:val="1F4E79"/>
               </w:rPr>
-              <w:t>2013–2015</w:t>
+              <w:t>2013</w:t>
             </w:r>
           </w:p>
         </w:tc>
         <w:tc>
           <w:tcPr>
-            <w:tcW w:w="6500" w:type="dxa"/>
-            <w:tcBorders>
-              <w:top w:val="nil"/>
-              <w:left w:val="nil"/>
-              <w:bottom w:val="nil"/>
-              <w:right w:val="nil"/>
-            </w:tcBorders>
-            <w:tcMar>
-              <w:top w:w="60" w:type="dxa"/>
-              <w:left w:w="100" w:type="dxa"/>
-              <w:bottom w:w="60" w:type="dxa"/>
-              <w:right w:w="100" w:type="dxa"/>
-            </w:tcMar>
+            <w:tcW w:w="8127" w:type="dxa"/>
+            <w:vAlign w:val="center"/>
           </w:tcPr>
           <w:p>
             <w:r>
@@ -2012,19 +1929,8 @@
         </w:tc>
         <w:tc>
           <w:tcPr>
-            <w:tcW w:w="2002" w:type="dxa"/>
-            <w:tcBorders>
-              <w:top w:val="nil"/>
-              <w:left w:val="nil"/>
-              <w:bottom w:val="nil"/>
-              <w:right w:val="nil"/>
-            </w:tcBorders>
-            <w:tcMar>
-              <w:top w:w="60" w:type="dxa"/>
-              <w:left w:w="100" w:type="dxa"/>
-              <w:bottom w:w="60" w:type="dxa"/>
-              <w:right w:w="0" w:type="dxa"/>
-            </w:tcMar>
+            <w:tcW w:w="629" w:type="dxa"/>
+            <w:vAlign w:val="center"/>
           </w:tcPr>
           <w:p>
             <w:pPr>
@@ -2150,7 +2056,6 @@
         <w:spacing w:before="22" w:after="22"/>
       </w:pPr>
       <w:r>
-        <w:lastRenderedPageBreak/>
         <w:t>Materials Letters; Materials Today Communications; Scripta Materialia</w:t>
       </w:r>
     </w:p>
@@ -2182,6 +2087,7 @@
           <w:sz w:val="26"/>
           <w:szCs w:val="26"/>
         </w:rPr>
+        <w:lastRenderedPageBreak/>
         <w:t>TECHNICAL EXPERTISE &amp; INSTRUMENTATION</w:t>
       </w:r>
     </w:p>
@@ -2249,20 +2155,7 @@
         <w:spacing w:before="22" w:after="22"/>
       </w:pPr>
       <w:r>
-        <w:t>Wire DED: Meltio with ABB Robot Arm (Wire Arc Additive Manufacturing)</w:t>
-      </w:r>
-    </w:p>
-    <w:p>
-      <w:pPr>
-        <w:pStyle w:val="ListParagraph"/>
-        <w:numPr>
-          <w:ilvl w:val="0"/>
-          <w:numId w:val="2"/>
-        </w:numPr>
-        <w:spacing w:before="22" w:after="22"/>
-      </w:pPr>
-      <w:r>
-        <w:t>Slicing Software: Cura, GrabCAD Print, PreForm, IdeaMaker, Materialise Magics, Meltio Space, Bambu Studio</w:t>
+        <w:t>Slicing Software: Cura, GrabCAD Print, PreForm, IdeaMaker, Materialise Magics, Bambu Studio</w:t>
       </w:r>
     </w:p>
     <w:p>
@@ -2437,7 +2330,7 @@
         <w:spacing w:before="22" w:after="22"/>
       </w:pPr>
       <w:r>
-        <w:t>FreeCAD, SolidWorks, TinkerCAD, ANSYS</w:t>
+        <w:t>FreeCAD, SolidWorks, TinkerCAD</w:t>
       </w:r>
     </w:p>
     <w:p>
@@ -2478,20 +2371,20 @@
         <w:spacing w:before="22" w:after="22"/>
       </w:pPr>
       <w:r>
-        <w:t>Data Science: Pandas, NumPy, SciPy, Scikit-learn, TensorFlow, Matplotlib, Seaborn, Plotly, Folium</w:t>
-      </w:r>
-    </w:p>
-    <w:p>
-      <w:pPr>
-        <w:pStyle w:val="ListParagraph"/>
-        <w:numPr>
-          <w:ilvl w:val="0"/>
-          <w:numId w:val="2"/>
-        </w:numPr>
-        <w:spacing w:before="22" w:after="22"/>
-      </w:pPr>
-      <w:r>
-        <w:t>Image Processing: OpenCV, Scikit-image, ImageJ/Fiji, MATLAB, Gatan Suite</w:t>
+        <w:t>Data Science: Pandas, NumPy, SciPy, Scikit-learn, Matplotlib, Seaborn, Plotly, Folium</w:t>
+      </w:r>
+    </w:p>
+    <w:p>
+      <w:pPr>
+        <w:pStyle w:val="ListParagraph"/>
+        <w:numPr>
+          <w:ilvl w:val="0"/>
+          <w:numId w:val="2"/>
+        </w:numPr>
+        <w:spacing w:before="22" w:after="22"/>
+      </w:pPr>
+      <w:r>
+        <w:t>Image Processing: ImageJ/Fiji, MATLAB, Gatan Suite</w:t>
       </w:r>
     </w:p>
     <w:p>
@@ -2527,48 +2420,29 @@
     </w:p>
     <w:tbl>
       <w:tblPr>
-        <w:tblW w:w="9602" w:type="dxa"/>
+        <w:tblStyle w:val="TableGridLight"/>
+        <w:tblW w:w="9072" w:type="dxa"/>
+        <w:tblInd w:w="279" w:type="dxa"/>
         <w:tblBorders>
-          <w:top w:val="single" w:sz="4" w:space="0" w:color="auto"/>
-          <w:left w:val="single" w:sz="4" w:space="0" w:color="auto"/>
-          <w:bottom w:val="single" w:sz="4" w:space="0" w:color="auto"/>
-          <w:right w:val="single" w:sz="4" w:space="0" w:color="auto"/>
-          <w:insideH w:val="single" w:sz="4" w:space="0" w:color="auto"/>
-          <w:insideV w:val="single" w:sz="4" w:space="0" w:color="auto"/>
+          <w:top w:val="none" w:sz="0" w:space="0" w:color="auto"/>
+          <w:left w:val="none" w:sz="0" w:space="0" w:color="auto"/>
+          <w:bottom w:val="none" w:sz="0" w:space="0" w:color="auto"/>
+          <w:right w:val="none" w:sz="0" w:space="0" w:color="auto"/>
+          <w:insideH w:val="none" w:sz="0" w:space="0" w:color="auto"/>
+          <w:insideV w:val="none" w:sz="0" w:space="0" w:color="auto"/>
         </w:tblBorders>
-        <w:tblCellMar>
-          <w:left w:w="10" w:type="dxa"/>
-          <w:right w:w="10" w:type="dxa"/>
-        </w:tblCellMar>
         <w:tblLook w:val="04A0" w:firstRow="1" w:lastRow="0" w:firstColumn="1" w:lastColumn="0" w:noHBand="0" w:noVBand="1"/>
       </w:tblPr>
       <w:tblGrid>
-        <w:gridCol w:w="1000"/>
-        <w:gridCol w:w="5800"/>
-        <w:gridCol w:w="2802"/>
+        <w:gridCol w:w="1139"/>
+        <w:gridCol w:w="5382"/>
+        <w:gridCol w:w="2551"/>
       </w:tblGrid>
       <w:tr>
-        <w:tblPrEx>
-          <w:tblCellMar>
-            <w:top w:w="0" w:type="dxa"/>
-            <w:bottom w:w="0" w:type="dxa"/>
-          </w:tblCellMar>
-        </w:tblPrEx>
         <w:tc>
           <w:tcPr>
-            <w:tcW w:w="1000" w:type="dxa"/>
-            <w:tcBorders>
-              <w:top w:val="nil"/>
-              <w:left w:val="nil"/>
-              <w:bottom w:val="nil"/>
-              <w:right w:val="nil"/>
-            </w:tcBorders>
-            <w:tcMar>
-              <w:top w:w="50" w:type="dxa"/>
-              <w:left w:w="0" w:type="dxa"/>
-              <w:bottom w:w="50" w:type="dxa"/>
-              <w:right w:w="80" w:type="dxa"/>
-            </w:tcMar>
+            <w:tcW w:w="1139" w:type="dxa"/>
+            <w:vAlign w:val="center"/>
           </w:tcPr>
           <w:p>
             <w:r>
@@ -2579,52 +2453,47 @@
                 <w:sz w:val="19"/>
                 <w:szCs w:val="19"/>
               </w:rPr>
-              <w:t>Jun 2024</w:t>
+              <w:t>Jan</w:t>
+            </w:r>
+            <w:r>
+              <w:rPr>
+                <w:i/>
+                <w:iCs/>
+                <w:color w:val="595959"/>
+                <w:sz w:val="19"/>
+                <w:szCs w:val="19"/>
+              </w:rPr>
+              <w:t xml:space="preserve"> 202</w:t>
+            </w:r>
+            <w:r>
+              <w:rPr>
+                <w:i/>
+                <w:iCs/>
+                <w:color w:val="595959"/>
+                <w:sz w:val="19"/>
+                <w:szCs w:val="19"/>
+              </w:rPr>
+              <w:t>6</w:t>
             </w:r>
           </w:p>
         </w:tc>
         <w:tc>
           <w:tcPr>
-            <w:tcW w:w="5800" w:type="dxa"/>
-            <w:tcBorders>
-              <w:top w:val="nil"/>
-              <w:left w:val="nil"/>
-              <w:bottom w:val="nil"/>
-              <w:right w:val="nil"/>
-            </w:tcBorders>
-            <w:tcMar>
-              <w:top w:w="50" w:type="dxa"/>
-              <w:left w:w="80" w:type="dxa"/>
-              <w:bottom w:w="50" w:type="dxa"/>
-              <w:right w:w="80" w:type="dxa"/>
-            </w:tcMar>
+            <w:tcW w:w="5382" w:type="dxa"/>
+            <w:vAlign w:val="center"/>
           </w:tcPr>
           <w:p>
             <w:r>
-              <w:t>Introduction to Project Management</w:t>
+              <w:t>Supervised Machine Learning: Regression and Classification</w:t>
             </w:r>
           </w:p>
         </w:tc>
         <w:tc>
           <w:tcPr>
-            <w:tcW w:w="2802" w:type="dxa"/>
-            <w:tcBorders>
-              <w:top w:val="nil"/>
-              <w:left w:val="nil"/>
-              <w:bottom w:val="nil"/>
-              <w:right w:val="nil"/>
-            </w:tcBorders>
-            <w:tcMar>
-              <w:top w:w="50" w:type="dxa"/>
-              <w:left w:w="80" w:type="dxa"/>
-              <w:bottom w:w="50" w:type="dxa"/>
-              <w:right w:w="0" w:type="dxa"/>
-            </w:tcMar>
+            <w:tcW w:w="2551" w:type="dxa"/>
+            <w:vAlign w:val="center"/>
           </w:tcPr>
           <w:p>
-            <w:pPr>
-              <w:jc w:val="right"/>
-            </w:pPr>
             <w:r>
               <w:rPr>
                 <w:i/>
@@ -2633,33 +2502,26 @@
                 <w:sz w:val="19"/>
                 <w:szCs w:val="19"/>
               </w:rPr>
-              <w:t>IBM</w:t>
+              <w:t>Stanford Online</w:t>
+            </w:r>
+            <w:r>
+              <w:rPr>
+                <w:i/>
+                <w:iCs/>
+                <w:color w:val="2E75B6"/>
+                <w:sz w:val="19"/>
+                <w:szCs w:val="19"/>
+              </w:rPr>
+              <w:t xml:space="preserve"> (Coursera)</w:t>
             </w:r>
           </w:p>
         </w:tc>
       </w:tr>
       <w:tr>
-        <w:tblPrEx>
-          <w:tblCellMar>
-            <w:top w:w="0" w:type="dxa"/>
-            <w:bottom w:w="0" w:type="dxa"/>
-          </w:tblCellMar>
-        </w:tblPrEx>
         <w:tc>
           <w:tcPr>
-            <w:tcW w:w="1000" w:type="dxa"/>
-            <w:tcBorders>
-              <w:top w:val="nil"/>
-              <w:left w:val="nil"/>
-              <w:bottom w:val="nil"/>
-              <w:right w:val="nil"/>
-            </w:tcBorders>
-            <w:tcMar>
-              <w:top w:w="50" w:type="dxa"/>
-              <w:left w:w="0" w:type="dxa"/>
-              <w:bottom w:w="50" w:type="dxa"/>
-              <w:right w:w="80" w:type="dxa"/>
-            </w:tcMar>
+            <w:tcW w:w="1139" w:type="dxa"/>
+            <w:vAlign w:val="center"/>
           </w:tcPr>
           <w:p>
             <w:r>
@@ -2670,52 +2532,27 @@
                 <w:sz w:val="19"/>
                 <w:szCs w:val="19"/>
               </w:rPr>
-              <w:t>Jun 2024</w:t>
+              <w:t>Apr 2024</w:t>
             </w:r>
           </w:p>
         </w:tc>
         <w:tc>
           <w:tcPr>
-            <w:tcW w:w="5800" w:type="dxa"/>
-            <w:tcBorders>
-              <w:top w:val="nil"/>
-              <w:left w:val="nil"/>
-              <w:bottom w:val="nil"/>
-              <w:right w:val="nil"/>
-            </w:tcBorders>
-            <w:tcMar>
-              <w:top w:w="50" w:type="dxa"/>
-              <w:left w:w="80" w:type="dxa"/>
-              <w:bottom w:w="50" w:type="dxa"/>
-              <w:right w:w="80" w:type="dxa"/>
-            </w:tcMar>
+            <w:tcW w:w="5382" w:type="dxa"/>
+            <w:vAlign w:val="center"/>
           </w:tcPr>
           <w:p>
             <w:r>
-              <w:t>Additive Manufacturing Specialization</w:t>
+              <w:t>IBM Data Science Professional Certificate</w:t>
             </w:r>
           </w:p>
         </w:tc>
         <w:tc>
           <w:tcPr>
-            <w:tcW w:w="2802" w:type="dxa"/>
-            <w:tcBorders>
-              <w:top w:val="nil"/>
-              <w:left w:val="nil"/>
-              <w:bottom w:val="nil"/>
-              <w:right w:val="nil"/>
-            </w:tcBorders>
-            <w:tcMar>
-              <w:top w:w="50" w:type="dxa"/>
-              <w:left w:w="80" w:type="dxa"/>
-              <w:bottom w:w="50" w:type="dxa"/>
-              <w:right w:w="0" w:type="dxa"/>
-            </w:tcMar>
+            <w:tcW w:w="2551" w:type="dxa"/>
+            <w:vAlign w:val="center"/>
           </w:tcPr>
           <w:p>
-            <w:pPr>
-              <w:jc w:val="right"/>
-            </w:pPr>
             <w:r>
               <w:rPr>
                 <w:i/>
@@ -2724,33 +2561,16 @@
                 <w:sz w:val="19"/>
                 <w:szCs w:val="19"/>
               </w:rPr>
-              <w:t>Arizona State University (Coursera)</w:t>
+              <w:t>IBM (Coursera)</w:t>
             </w:r>
           </w:p>
         </w:tc>
       </w:tr>
       <w:tr>
-        <w:tblPrEx>
-          <w:tblCellMar>
-            <w:top w:w="0" w:type="dxa"/>
-            <w:bottom w:w="0" w:type="dxa"/>
-          </w:tblCellMar>
-        </w:tblPrEx>
         <w:tc>
           <w:tcPr>
-            <w:tcW w:w="1000" w:type="dxa"/>
-            <w:tcBorders>
-              <w:top w:val="nil"/>
-              <w:left w:val="nil"/>
-              <w:bottom w:val="nil"/>
-              <w:right w:val="nil"/>
-            </w:tcBorders>
-            <w:tcMar>
-              <w:top w:w="50" w:type="dxa"/>
-              <w:left w:w="0" w:type="dxa"/>
-              <w:bottom w:w="50" w:type="dxa"/>
-              <w:right w:w="80" w:type="dxa"/>
-            </w:tcMar>
+            <w:tcW w:w="1139" w:type="dxa"/>
+            <w:vAlign w:val="center"/>
           </w:tcPr>
           <w:p>
             <w:r>
@@ -2761,52 +2581,27 @@
                 <w:sz w:val="19"/>
                 <w:szCs w:val="19"/>
               </w:rPr>
-              <w:t>Apr 2024</w:t>
+              <w:t>Feb 2024</w:t>
             </w:r>
           </w:p>
         </w:tc>
         <w:tc>
           <w:tcPr>
-            <w:tcW w:w="5800" w:type="dxa"/>
-            <w:tcBorders>
-              <w:top w:val="nil"/>
-              <w:left w:val="nil"/>
-              <w:bottom w:val="nil"/>
-              <w:right w:val="nil"/>
-            </w:tcBorders>
-            <w:tcMar>
-              <w:top w:w="50" w:type="dxa"/>
-              <w:left w:w="80" w:type="dxa"/>
-              <w:bottom w:w="50" w:type="dxa"/>
-              <w:right w:w="80" w:type="dxa"/>
-            </w:tcMar>
+            <w:tcW w:w="5382" w:type="dxa"/>
+            <w:vAlign w:val="center"/>
           </w:tcPr>
           <w:p>
             <w:r>
-              <w:t>IBM Data Science Professional Certificate</w:t>
+              <w:t>Python for Everybody Specialization</w:t>
             </w:r>
           </w:p>
         </w:tc>
         <w:tc>
           <w:tcPr>
-            <w:tcW w:w="2802" w:type="dxa"/>
-            <w:tcBorders>
-              <w:top w:val="nil"/>
-              <w:left w:val="nil"/>
-              <w:bottom w:val="nil"/>
-              <w:right w:val="nil"/>
-            </w:tcBorders>
-            <w:tcMar>
-              <w:top w:w="50" w:type="dxa"/>
-              <w:left w:w="80" w:type="dxa"/>
-              <w:bottom w:w="50" w:type="dxa"/>
-              <w:right w:w="0" w:type="dxa"/>
-            </w:tcMar>
+            <w:tcW w:w="2551" w:type="dxa"/>
+            <w:vAlign w:val="center"/>
           </w:tcPr>
           <w:p>
-            <w:pPr>
-              <w:jc w:val="right"/>
-            </w:pPr>
             <w:r>
               <w:rPr>
                 <w:i/>
@@ -2815,33 +2610,16 @@
                 <w:sz w:val="19"/>
                 <w:szCs w:val="19"/>
               </w:rPr>
-              <w:t>IBM (Coursera)</w:t>
+              <w:t>University of Michigan (Coursera)</w:t>
             </w:r>
           </w:p>
         </w:tc>
       </w:tr>
       <w:tr>
-        <w:tblPrEx>
-          <w:tblCellMar>
-            <w:top w:w="0" w:type="dxa"/>
-            <w:bottom w:w="0" w:type="dxa"/>
-          </w:tblCellMar>
-        </w:tblPrEx>
         <w:tc>
           <w:tcPr>
-            <w:tcW w:w="1000" w:type="dxa"/>
-            <w:tcBorders>
-              <w:top w:val="nil"/>
-              <w:left w:val="nil"/>
-              <w:bottom w:val="nil"/>
-              <w:right w:val="nil"/>
-            </w:tcBorders>
-            <w:tcMar>
-              <w:top w:w="50" w:type="dxa"/>
-              <w:left w:w="0" w:type="dxa"/>
-              <w:bottom w:w="50" w:type="dxa"/>
-              <w:right w:w="80" w:type="dxa"/>
-            </w:tcMar>
+            <w:tcW w:w="1139" w:type="dxa"/>
+            <w:vAlign w:val="center"/>
           </w:tcPr>
           <w:p>
             <w:r>
@@ -2852,52 +2630,47 @@
                 <w:sz w:val="19"/>
                 <w:szCs w:val="19"/>
               </w:rPr>
-              <w:t>Feb 2024</w:t>
+              <w:t xml:space="preserve">Jun </w:t>
+            </w:r>
+            <w:r>
+              <w:rPr>
+                <w:i/>
+                <w:iCs/>
+                <w:color w:val="595959"/>
+                <w:sz w:val="19"/>
+                <w:szCs w:val="19"/>
+              </w:rPr>
+              <w:t>202</w:t>
+            </w:r>
+            <w:r>
+              <w:rPr>
+                <w:i/>
+                <w:iCs/>
+                <w:color w:val="595959"/>
+                <w:sz w:val="19"/>
+                <w:szCs w:val="19"/>
+              </w:rPr>
+              <w:t>4</w:t>
             </w:r>
           </w:p>
         </w:tc>
         <w:tc>
           <w:tcPr>
-            <w:tcW w:w="5800" w:type="dxa"/>
-            <w:tcBorders>
-              <w:top w:val="nil"/>
-              <w:left w:val="nil"/>
-              <w:bottom w:val="nil"/>
-              <w:right w:val="nil"/>
-            </w:tcBorders>
-            <w:tcMar>
-              <w:top w:w="50" w:type="dxa"/>
-              <w:left w:w="80" w:type="dxa"/>
-              <w:bottom w:w="50" w:type="dxa"/>
-              <w:right w:w="80" w:type="dxa"/>
-            </w:tcMar>
+            <w:tcW w:w="5382" w:type="dxa"/>
+            <w:vAlign w:val="center"/>
           </w:tcPr>
           <w:p>
             <w:r>
-              <w:t>Python for Everybody Specialization</w:t>
+              <w:t>Google AI Essentials Certificate</w:t>
             </w:r>
           </w:p>
         </w:tc>
         <w:tc>
           <w:tcPr>
-            <w:tcW w:w="2802" w:type="dxa"/>
-            <w:tcBorders>
-              <w:top w:val="nil"/>
-              <w:left w:val="nil"/>
-              <w:bottom w:val="nil"/>
-              <w:right w:val="nil"/>
-            </w:tcBorders>
-            <w:tcMar>
-              <w:top w:w="50" w:type="dxa"/>
-              <w:left w:w="80" w:type="dxa"/>
-              <w:bottom w:w="50" w:type="dxa"/>
-              <w:right w:w="0" w:type="dxa"/>
-            </w:tcMar>
+            <w:tcW w:w="2551" w:type="dxa"/>
+            <w:vAlign w:val="center"/>
           </w:tcPr>
           <w:p>
-            <w:pPr>
-              <w:jc w:val="right"/>
-            </w:pPr>
             <w:r>
               <w:rPr>
                 <w:i/>
@@ -2906,33 +2679,16 @@
                 <w:sz w:val="19"/>
                 <w:szCs w:val="19"/>
               </w:rPr>
-              <w:t>University of Michigan (Coursera)</w:t>
+              <w:t>Google (Coursera)</w:t>
             </w:r>
           </w:p>
         </w:tc>
       </w:tr>
       <w:tr>
-        <w:tblPrEx>
-          <w:tblCellMar>
-            <w:top w:w="0" w:type="dxa"/>
-            <w:bottom w:w="0" w:type="dxa"/>
-          </w:tblCellMar>
-        </w:tblPrEx>
         <w:tc>
           <w:tcPr>
-            <w:tcW w:w="1000" w:type="dxa"/>
-            <w:tcBorders>
-              <w:top w:val="nil"/>
-              <w:left w:val="nil"/>
-              <w:bottom w:val="nil"/>
-              <w:right w:val="nil"/>
-            </w:tcBorders>
-            <w:tcMar>
-              <w:top w:w="50" w:type="dxa"/>
-              <w:left w:w="0" w:type="dxa"/>
-              <w:bottom w:w="50" w:type="dxa"/>
-              <w:right w:w="80" w:type="dxa"/>
-            </w:tcMar>
+            <w:tcW w:w="1139" w:type="dxa"/>
+            <w:vAlign w:val="center"/>
           </w:tcPr>
           <w:p>
             <w:r>
@@ -2943,52 +2699,27 @@
                 <w:sz w:val="19"/>
                 <w:szCs w:val="19"/>
               </w:rPr>
-              <w:t>2023</w:t>
+              <w:t>May 2023</w:t>
             </w:r>
           </w:p>
         </w:tc>
         <w:tc>
           <w:tcPr>
-            <w:tcW w:w="5800" w:type="dxa"/>
-            <w:tcBorders>
-              <w:top w:val="nil"/>
-              <w:left w:val="nil"/>
-              <w:bottom w:val="nil"/>
-              <w:right w:val="nil"/>
-            </w:tcBorders>
-            <w:tcMar>
-              <w:top w:w="50" w:type="dxa"/>
-              <w:left w:w="80" w:type="dxa"/>
-              <w:bottom w:w="50" w:type="dxa"/>
-              <w:right w:w="80" w:type="dxa"/>
-            </w:tcMar>
+            <w:tcW w:w="5382" w:type="dxa"/>
+            <w:vAlign w:val="center"/>
           </w:tcPr>
           <w:p>
             <w:r>
-              <w:t>Google AI Essentials Certificate</w:t>
+              <w:t>Teaching Certificate Course for Postgraduate Students (10 weeks)</w:t>
             </w:r>
           </w:p>
         </w:tc>
         <w:tc>
           <w:tcPr>
-            <w:tcW w:w="2802" w:type="dxa"/>
-            <w:tcBorders>
-              <w:top w:val="nil"/>
-              <w:left w:val="nil"/>
-              <w:bottom w:val="nil"/>
-              <w:right w:val="nil"/>
-            </w:tcBorders>
-            <w:tcMar>
-              <w:top w:w="50" w:type="dxa"/>
-              <w:left w:w="80" w:type="dxa"/>
-              <w:bottom w:w="50" w:type="dxa"/>
-              <w:right w:w="0" w:type="dxa"/>
-            </w:tcMar>
+            <w:tcW w:w="2551" w:type="dxa"/>
+            <w:vAlign w:val="center"/>
           </w:tcPr>
           <w:p>
-            <w:pPr>
-              <w:jc w:val="right"/>
-            </w:pPr>
             <w:r>
               <w:rPr>
                 <w:i/>
@@ -2997,33 +2728,16 @@
                 <w:sz w:val="19"/>
                 <w:szCs w:val="19"/>
               </w:rPr>
-              <w:t>Google (Coursera)</w:t>
+              <w:t>Khalifa University — CTL</w:t>
             </w:r>
           </w:p>
         </w:tc>
       </w:tr>
       <w:tr>
-        <w:tblPrEx>
-          <w:tblCellMar>
-            <w:top w:w="0" w:type="dxa"/>
-            <w:bottom w:w="0" w:type="dxa"/>
-          </w:tblCellMar>
-        </w:tblPrEx>
         <w:tc>
           <w:tcPr>
-            <w:tcW w:w="1000" w:type="dxa"/>
-            <w:tcBorders>
-              <w:top w:val="nil"/>
-              <w:left w:val="nil"/>
-              <w:bottom w:val="nil"/>
-              <w:right w:val="nil"/>
-            </w:tcBorders>
-            <w:tcMar>
-              <w:top w:w="50" w:type="dxa"/>
-              <w:left w:w="0" w:type="dxa"/>
-              <w:bottom w:w="50" w:type="dxa"/>
-              <w:right w:w="80" w:type="dxa"/>
-            </w:tcMar>
+            <w:tcW w:w="1139" w:type="dxa"/>
+            <w:vAlign w:val="center"/>
           </w:tcPr>
           <w:p>
             <w:r>
@@ -3034,52 +2748,37 @@
                 <w:sz w:val="19"/>
                 <w:szCs w:val="19"/>
               </w:rPr>
-              <w:t>May 2023</w:t>
+              <w:t xml:space="preserve">Apr </w:t>
+            </w:r>
+            <w:r>
+              <w:rPr>
+                <w:i/>
+                <w:iCs/>
+                <w:color w:val="595959"/>
+                <w:sz w:val="19"/>
+                <w:szCs w:val="19"/>
+              </w:rPr>
+              <w:t>2021</w:t>
             </w:r>
           </w:p>
         </w:tc>
         <w:tc>
           <w:tcPr>
-            <w:tcW w:w="5800" w:type="dxa"/>
-            <w:tcBorders>
-              <w:top w:val="nil"/>
-              <w:left w:val="nil"/>
-              <w:bottom w:val="nil"/>
-              <w:right w:val="nil"/>
-            </w:tcBorders>
-            <w:tcMar>
-              <w:top w:w="50" w:type="dxa"/>
-              <w:left w:w="80" w:type="dxa"/>
-              <w:bottom w:w="50" w:type="dxa"/>
-              <w:right w:w="80" w:type="dxa"/>
-            </w:tcMar>
+            <w:tcW w:w="5382" w:type="dxa"/>
+            <w:vAlign w:val="center"/>
           </w:tcPr>
           <w:p>
             <w:r>
-              <w:t>Teaching Certificate Course for Postgraduate Students (10 weeks)</w:t>
+              <w:t>Lab Safety &amp; EHS Certification (comprehensive)</w:t>
             </w:r>
           </w:p>
         </w:tc>
         <w:tc>
           <w:tcPr>
-            <w:tcW w:w="2802" w:type="dxa"/>
-            <w:tcBorders>
-              <w:top w:val="nil"/>
-              <w:left w:val="nil"/>
-              <w:bottom w:val="nil"/>
-              <w:right w:val="nil"/>
-            </w:tcBorders>
-            <w:tcMar>
-              <w:top w:w="50" w:type="dxa"/>
-              <w:left w:w="80" w:type="dxa"/>
-              <w:bottom w:w="50" w:type="dxa"/>
-              <w:right w:w="0" w:type="dxa"/>
-            </w:tcMar>
+            <w:tcW w:w="2551" w:type="dxa"/>
+            <w:vAlign w:val="center"/>
           </w:tcPr>
           <w:p>
-            <w:pPr>
-              <w:jc w:val="right"/>
-            </w:pPr>
             <w:r>
               <w:rPr>
                 <w:i/>
@@ -3088,33 +2787,16 @@
                 <w:sz w:val="19"/>
                 <w:szCs w:val="19"/>
               </w:rPr>
-              <w:t>Khalifa University — CTL</w:t>
+              <w:t>Khalifa University</w:t>
             </w:r>
           </w:p>
         </w:tc>
       </w:tr>
       <w:tr>
-        <w:tblPrEx>
-          <w:tblCellMar>
-            <w:top w:w="0" w:type="dxa"/>
-            <w:bottom w:w="0" w:type="dxa"/>
-          </w:tblCellMar>
-        </w:tblPrEx>
         <w:tc>
           <w:tcPr>
-            <w:tcW w:w="1000" w:type="dxa"/>
-            <w:tcBorders>
-              <w:top w:val="nil"/>
-              <w:left w:val="nil"/>
-              <w:bottom w:val="nil"/>
-              <w:right w:val="nil"/>
-            </w:tcBorders>
-            <w:tcMar>
-              <w:top w:w="50" w:type="dxa"/>
-              <w:left w:w="0" w:type="dxa"/>
-              <w:bottom w:w="50" w:type="dxa"/>
-              <w:right w:w="80" w:type="dxa"/>
-            </w:tcMar>
+            <w:tcW w:w="1139" w:type="dxa"/>
+            <w:vAlign w:val="center"/>
           </w:tcPr>
           <w:p>
             <w:r>
@@ -3125,52 +2807,37 @@
                 <w:sz w:val="19"/>
                 <w:szCs w:val="19"/>
               </w:rPr>
+              <w:t xml:space="preserve">Jun </w:t>
+            </w:r>
+            <w:r>
+              <w:rPr>
+                <w:i/>
+                <w:iCs/>
+                <w:color w:val="595959"/>
+                <w:sz w:val="19"/>
+                <w:szCs w:val="19"/>
+              </w:rPr>
               <w:t>2021</w:t>
             </w:r>
           </w:p>
         </w:tc>
         <w:tc>
           <w:tcPr>
-            <w:tcW w:w="5800" w:type="dxa"/>
-            <w:tcBorders>
-              <w:top w:val="nil"/>
-              <w:left w:val="nil"/>
-              <w:bottom w:val="nil"/>
-              <w:right w:val="nil"/>
-            </w:tcBorders>
-            <w:tcMar>
-              <w:top w:w="50" w:type="dxa"/>
-              <w:left w:w="80" w:type="dxa"/>
-              <w:bottom w:w="50" w:type="dxa"/>
-              <w:right w:w="80" w:type="dxa"/>
-            </w:tcMar>
+            <w:tcW w:w="5382" w:type="dxa"/>
+            <w:vAlign w:val="center"/>
           </w:tcPr>
           <w:p>
             <w:r>
-              <w:t>Lab Safety &amp; EHS Certification (comprehensive)</w:t>
+              <w:t>Hydrofluoric Acid Handling &amp; Chemical Etching SOP</w:t>
             </w:r>
           </w:p>
         </w:tc>
         <w:tc>
           <w:tcPr>
-            <w:tcW w:w="2802" w:type="dxa"/>
-            <w:tcBorders>
-              <w:top w:val="nil"/>
-              <w:left w:val="nil"/>
-              <w:bottom w:val="nil"/>
-              <w:right w:val="nil"/>
-            </w:tcBorders>
-            <w:tcMar>
-              <w:top w:w="50" w:type="dxa"/>
-              <w:left w:w="80" w:type="dxa"/>
-              <w:bottom w:w="50" w:type="dxa"/>
-              <w:right w:w="0" w:type="dxa"/>
-            </w:tcMar>
+            <w:tcW w:w="2551" w:type="dxa"/>
+            <w:vAlign w:val="center"/>
           </w:tcPr>
           <w:p>
-            <w:pPr>
-              <w:jc w:val="right"/>
-            </w:pPr>
             <w:r>
               <w:rPr>
                 <w:i/>
@@ -3185,27 +2852,10 @@
         </w:tc>
       </w:tr>
       <w:tr>
-        <w:tblPrEx>
-          <w:tblCellMar>
-            <w:top w:w="0" w:type="dxa"/>
-            <w:bottom w:w="0" w:type="dxa"/>
-          </w:tblCellMar>
-        </w:tblPrEx>
         <w:tc>
           <w:tcPr>
-            <w:tcW w:w="1000" w:type="dxa"/>
-            <w:tcBorders>
-              <w:top w:val="nil"/>
-              <w:left w:val="nil"/>
-              <w:bottom w:val="nil"/>
-              <w:right w:val="nil"/>
-            </w:tcBorders>
-            <w:tcMar>
-              <w:top w:w="50" w:type="dxa"/>
-              <w:left w:w="0" w:type="dxa"/>
-              <w:bottom w:w="50" w:type="dxa"/>
-              <w:right w:w="80" w:type="dxa"/>
-            </w:tcMar>
+            <w:tcW w:w="1139" w:type="dxa"/>
+            <w:vAlign w:val="center"/>
           </w:tcPr>
           <w:p>
             <w:r>
@@ -3216,89 +2866,8 @@
                 <w:sz w:val="19"/>
                 <w:szCs w:val="19"/>
               </w:rPr>
-              <w:t>2021</w:t>
-            </w:r>
-          </w:p>
-        </w:tc>
-        <w:tc>
-          <w:tcPr>
-            <w:tcW w:w="5800" w:type="dxa"/>
-            <w:tcBorders>
-              <w:top w:val="nil"/>
-              <w:left w:val="nil"/>
-              <w:bottom w:val="nil"/>
-              <w:right w:val="nil"/>
-            </w:tcBorders>
-            <w:tcMar>
-              <w:top w:w="50" w:type="dxa"/>
-              <w:left w:w="80" w:type="dxa"/>
-              <w:bottom w:w="50" w:type="dxa"/>
-              <w:right w:w="80" w:type="dxa"/>
-            </w:tcMar>
-          </w:tcPr>
-          <w:p>
-            <w:r>
-              <w:t>Hydrofluoric Acid Handling &amp; Chemical Etching SOP</w:t>
-            </w:r>
-          </w:p>
-        </w:tc>
-        <w:tc>
-          <w:tcPr>
-            <w:tcW w:w="2802" w:type="dxa"/>
-            <w:tcBorders>
-              <w:top w:val="nil"/>
-              <w:left w:val="nil"/>
-              <w:bottom w:val="nil"/>
-              <w:right w:val="nil"/>
-            </w:tcBorders>
-            <w:tcMar>
-              <w:top w:w="50" w:type="dxa"/>
-              <w:left w:w="80" w:type="dxa"/>
-              <w:bottom w:w="50" w:type="dxa"/>
-              <w:right w:w="0" w:type="dxa"/>
-            </w:tcMar>
-          </w:tcPr>
-          <w:p>
-            <w:pPr>
-              <w:jc w:val="right"/>
-            </w:pPr>
-            <w:r>
-              <w:rPr>
-                <w:i/>
-                <w:iCs/>
-                <w:color w:val="2E75B6"/>
-                <w:sz w:val="19"/>
-                <w:szCs w:val="19"/>
-              </w:rPr>
-              <w:t>Khalifa University</w:t>
-            </w:r>
-          </w:p>
-        </w:tc>
-      </w:tr>
-      <w:tr>
-        <w:tblPrEx>
-          <w:tblCellMar>
-            <w:top w:w="0" w:type="dxa"/>
-            <w:bottom w:w="0" w:type="dxa"/>
-          </w:tblCellMar>
-        </w:tblPrEx>
-        <w:tc>
-          <w:tcPr>
-            <w:tcW w:w="1000" w:type="dxa"/>
-            <w:tcBorders>
-              <w:top w:val="nil"/>
-              <w:left w:val="nil"/>
-              <w:bottom w:val="nil"/>
-              <w:right w:val="nil"/>
-            </w:tcBorders>
-            <w:tcMar>
-              <w:top w:w="50" w:type="dxa"/>
-              <w:left w:w="0" w:type="dxa"/>
-              <w:bottom w:w="50" w:type="dxa"/>
-              <w:right w:w="80" w:type="dxa"/>
-            </w:tcMar>
-          </w:tcPr>
-          <w:p>
+              <w:t xml:space="preserve">Jul </w:t>
+            </w:r>
             <w:r>
               <w:rPr>
                 <w:i/>
@@ -3313,19 +2882,8 @@
         </w:tc>
         <w:tc>
           <w:tcPr>
-            <w:tcW w:w="5800" w:type="dxa"/>
-            <w:tcBorders>
-              <w:top w:val="nil"/>
-              <w:left w:val="nil"/>
-              <w:bottom w:val="nil"/>
-              <w:right w:val="nil"/>
-            </w:tcBorders>
-            <w:tcMar>
-              <w:top w:w="50" w:type="dxa"/>
-              <w:left w:w="80" w:type="dxa"/>
-              <w:bottom w:w="50" w:type="dxa"/>
-              <w:right w:w="80" w:type="dxa"/>
-            </w:tcMar>
+            <w:tcW w:w="5382" w:type="dxa"/>
+            <w:vAlign w:val="center"/>
           </w:tcPr>
           <w:p>
             <w:r>
@@ -3335,24 +2893,10 @@
         </w:tc>
         <w:tc>
           <w:tcPr>
-            <w:tcW w:w="2802" w:type="dxa"/>
-            <w:tcBorders>
-              <w:top w:val="nil"/>
-              <w:left w:val="nil"/>
-              <w:bottom w:val="nil"/>
-              <w:right w:val="nil"/>
-            </w:tcBorders>
-            <w:tcMar>
-              <w:top w:w="50" w:type="dxa"/>
-              <w:left w:w="80" w:type="dxa"/>
-              <w:bottom w:w="50" w:type="dxa"/>
-              <w:right w:w="0" w:type="dxa"/>
-            </w:tcMar>
+            <w:tcW w:w="2551" w:type="dxa"/>
+            <w:vAlign w:val="center"/>
           </w:tcPr>
           <w:p>
-            <w:pPr>
-              <w:jc w:val="right"/>
-            </w:pPr>
             <w:r>
               <w:rPr>
                 <w:i/>
@@ -3407,12 +2951,6 @@
         <w:gridCol w:w="4801"/>
       </w:tblGrid>
       <w:tr>
-        <w:tblPrEx>
-          <w:tblCellMar>
-            <w:top w:w="0" w:type="dxa"/>
-            <w:bottom w:w="0" w:type="dxa"/>
-          </w:tblCellMar>
-        </w:tblPrEx>
         <w:tc>
           <w:tcPr>
             <w:tcW w:w="4801" w:type="dxa"/>
@@ -3578,7 +3116,6 @@
           <w:sz w:val="26"/>
           <w:szCs w:val="26"/>
         </w:rPr>
-        <w:lastRenderedPageBreak/>
         <w:t>REFEREES</w:t>
       </w:r>
     </w:p>
@@ -3605,12 +3142,6 @@
         <w:gridCol w:w="3201"/>
       </w:tblGrid>
       <w:tr>
-        <w:tblPrEx>
-          <w:tblCellMar>
-            <w:top w:w="0" w:type="dxa"/>
-            <w:bottom w:w="0" w:type="dxa"/>
-          </w:tblCellMar>
-        </w:tblPrEx>
         <w:tc>
           <w:tcPr>
             <w:tcW w:w="3200" w:type="dxa"/>
@@ -4668,6 +4199,38 @@
       <w:szCs w:val="20"/>
     </w:rPr>
   </w:style>
+  <w:style w:type="table" w:styleId="TableGrid">
+    <w:name w:val="Table Grid"/>
+    <w:basedOn w:val="TableNormal"/>
+    <w:uiPriority w:val="39"/>
+    <w:rsid w:val="00F26723"/>
+    <w:tblPr>
+      <w:tblBorders>
+        <w:top w:val="single" w:sz="4" w:space="0" w:color="auto"/>
+        <w:left w:val="single" w:sz="4" w:space="0" w:color="auto"/>
+        <w:bottom w:val="single" w:sz="4" w:space="0" w:color="auto"/>
+        <w:right w:val="single" w:sz="4" w:space="0" w:color="auto"/>
+        <w:insideH w:val="single" w:sz="4" w:space="0" w:color="auto"/>
+        <w:insideV w:val="single" w:sz="4" w:space="0" w:color="auto"/>
+      </w:tblBorders>
+    </w:tblPr>
+  </w:style>
+  <w:style w:type="table" w:styleId="TableGridLight">
+    <w:name w:val="Grid Table Light"/>
+    <w:basedOn w:val="TableNormal"/>
+    <w:uiPriority w:val="40"/>
+    <w:rsid w:val="00F26723"/>
+    <w:tblPr>
+      <w:tblBorders>
+        <w:top w:val="single" w:sz="4" w:space="0" w:color="BFBFBF" w:themeColor="background1" w:themeShade="BF"/>
+        <w:left w:val="single" w:sz="4" w:space="0" w:color="BFBFBF" w:themeColor="background1" w:themeShade="BF"/>
+        <w:bottom w:val="single" w:sz="4" w:space="0" w:color="BFBFBF" w:themeColor="background1" w:themeShade="BF"/>
+        <w:right w:val="single" w:sz="4" w:space="0" w:color="BFBFBF" w:themeColor="background1" w:themeShade="BF"/>
+        <w:insideH w:val="single" w:sz="4" w:space="0" w:color="BFBFBF" w:themeColor="background1" w:themeShade="BF"/>
+        <w:insideV w:val="single" w:sz="4" w:space="0" w:color="BFBFBF" w:themeColor="background1" w:themeShade="BF"/>
+      </w:tblBorders>
+    </w:tblPr>
+  </w:style>
 </w:styles>
 </file>
 
